--- a/site/files/Phase-Protocol-258-The Quinn Water from Rocks Sequence and Equipment- The Rocks-to-Oxygen Foundry- Gemini Protocols.docx
+++ b/site/files/Phase-Protocol-258-The Quinn Water from Rocks Sequence and Equipment- The Rocks-to-Oxygen Foundry- Gemini Protocols.docx
@@ -3622,7 +3622,7 @@
           <w:i w:val="0"/>
           <w:sz w:val="24"/>
         </w:rPr>
-        <w:t>Zero-g: cold-ceiling pressure-flux collection — real-gas vapour pressure (60–300 Pa at 240–260 K) steers vapour to the cold ceiling without a single convection cell; no buoyancy is needed because the design never depended on it. g-regime: the pressure wall plus the cold path — the hot mat drives rising gas across the mouth while the cold path condenses and catches. Both regimes seat the same condenser. One machine, zero g and g both.</w:t>
+        <w:t>Zero-g: cold-ceiling pressure-flux collection — real-gas vapour pressure (25–200 Pa at 240–260 K) steers vapour to the cold ceiling without a single convection cell; no buoyancy is needed because the design never depended on it. g-regime: the pressure wall plus the cold path — the hot mat drives rising gas across the mouth while the cold path condenses and catches. Both regimes seat the same condenser. One machine, zero g and g both.</w:t>
       </w:r>
     </w:p>
     <w:p>
